--- a/public/Kumud_T_Resume_v3.docx
+++ b/public/Kumud_T_Resume_v3.docx
@@ -71,6 +71,25 @@
             <w:sz w:val="20"/>
             <w:szCs w:val="20"/>
           </w:rPr>
+          <w:t>Portfolio</w:t>
+        </w:r>
+      </w:hyperlink>
+      <w:r>
+        <w:rPr>
+          <w:rFonts w:eastAsia="Calibri" w:cs="Calibri" w:ascii="Calibri" w:hAnsi="Calibri"/>
+          <w:sz w:val="20"/>
+          <w:szCs w:val="20"/>
+        </w:rPr>
+        <w:t xml:space="preserve"> | </w:t>
+      </w:r>
+      <w:hyperlink r:id="rId4">
+        <w:r>
+          <w:rPr>
+            <w:rStyle w:val="Hyperlink"/>
+            <w:rFonts w:eastAsia="Calibri" w:cs="Calibri" w:ascii="Calibri" w:hAnsi="Calibri"/>
+            <w:sz w:val="20"/>
+            <w:szCs w:val="20"/>
+          </w:rPr>
           <w:t>Linkedin</w:t>
         </w:r>
       </w:hyperlink>
@@ -343,405 +362,6 @@
           <w:szCs w:val="20"/>
         </w:rPr>
         <w:t>Client: HP  |  Java Backend Developer</w:t>
-      </w:r>
-    </w:p>
-    <w:p>
-      <w:pPr>
-        <w:pStyle w:val="ListParagraph"/>
-        <w:numPr>
-          <w:ilvl w:val="0"/>
-          <w:numId w:val="4"/>
-        </w:numPr>
-        <w:spacing w:before="0" w:after="30"/>
-        <w:rPr/>
-      </w:pPr>
-      <w:r>
-        <w:rPr>
-          <w:rFonts w:eastAsia="Calibri" w:cs="Calibri" w:ascii="Calibri" w:hAnsi="Calibri"/>
-          <w:sz w:val="20"/>
-          <w:szCs w:val="20"/>
-        </w:rPr>
-        <w:t>Maintained and enhanced CDAX, HP's internal parts-ordering and CE task-management platform, using Java Spring Boot, MySQL and PostgreSQL.</w:t>
-      </w:r>
-    </w:p>
-    <w:p>
-      <w:pPr>
-        <w:pStyle w:val="ListParagraph"/>
-        <w:numPr>
-          <w:ilvl w:val="0"/>
-          <w:numId w:val="5"/>
-        </w:numPr>
-        <w:spacing w:before="0" w:after="30"/>
-        <w:rPr/>
-      </w:pPr>
-      <w:r>
-        <w:rPr>
-          <w:rFonts w:eastAsia="Calibri" w:cs="Calibri" w:ascii="Calibri" w:hAnsi="Calibri"/>
-          <w:sz w:val="20"/>
-          <w:szCs w:val="20"/>
-        </w:rPr>
-        <w:t>Diagnosed and fixed a critical order-routing bug where orders were accepted without a valid zipcode, causing wrong deliveries; resolved with frontend and backend validation.</w:t>
-      </w:r>
-    </w:p>
-    <w:p>
-      <w:pPr>
-        <w:pStyle w:val="ListParagraph"/>
-        <w:numPr>
-          <w:ilvl w:val="0"/>
-          <w:numId w:val="6"/>
-        </w:numPr>
-        <w:spacing w:before="0" w:after="30"/>
-        <w:rPr/>
-      </w:pPr>
-      <w:r>
-        <w:rPr>
-          <w:rFonts w:eastAsia="Calibri" w:cs="Calibri" w:ascii="Calibri" w:hAnsi="Calibri"/>
-          <w:sz w:val="20"/>
-          <w:szCs w:val="20"/>
-        </w:rPr>
-        <w:t>Delivered end-to-end feature changes based on stakeholder requirements, including adding, modifying and deprecating application functionality.</w:t>
-      </w:r>
-    </w:p>
-    <w:p>
-      <w:pPr>
-        <w:pStyle w:val="Normal"/>
-        <w:spacing w:before="0" w:after="60"/>
-        <w:rPr/>
-      </w:pPr>
-      <w:r>
-        <w:rPr>
-          <w:rFonts w:eastAsia="Calibri" w:cs="Calibri" w:ascii="Calibri" w:hAnsi="Calibri"/>
-          <w:b/>
-          <w:bCs/>
-          <w:i/>
-          <w:iCs/>
-          <w:sz w:val="20"/>
-          <w:szCs w:val="20"/>
-        </w:rPr>
-        <w:t xml:space="preserve">Technologies: </w:t>
-      </w:r>
-      <w:r>
-        <w:rPr>
-          <w:rFonts w:eastAsia="Calibri" w:cs="Calibri" w:ascii="Calibri" w:hAnsi="Calibri"/>
-          <w:i/>
-          <w:iCs/>
-          <w:sz w:val="20"/>
-          <w:szCs w:val="20"/>
-        </w:rPr>
-        <w:t>Java, Spring Boot, REST APIs, MySQL, PostgreSQL, Git</w:t>
-      </w:r>
-    </w:p>
-    <w:p>
-      <w:pPr>
-        <w:pStyle w:val="Normal"/>
-        <w:spacing w:before="0" w:after="40"/>
-        <w:rPr/>
-      </w:pPr>
-      <w:r>
-        <w:rPr>
-          <w:rFonts w:eastAsia="Calibri" w:cs="Calibri" w:ascii="Calibri" w:hAnsi="Calibri"/>
-          <w:b/>
-          <w:bCs/>
-          <w:i/>
-          <w:iCs/>
-          <w:sz w:val="20"/>
-          <w:szCs w:val="20"/>
-        </w:rPr>
-        <w:t>Client: Charles Schwab  |  Kafka Integration Engineer</w:t>
-      </w:r>
-    </w:p>
-    <w:p>
-      <w:pPr>
-        <w:pStyle w:val="ListParagraph"/>
-        <w:numPr>
-          <w:ilvl w:val="0"/>
-          <w:numId w:val="7"/>
-        </w:numPr>
-        <w:spacing w:before="0" w:after="30"/>
-        <w:rPr/>
-      </w:pPr>
-      <w:r>
-        <w:rPr>
-          <w:rFonts w:eastAsia="Calibri" w:cs="Calibri" w:ascii="Calibri" w:hAnsi="Calibri"/>
-          <w:sz w:val="20"/>
-          <w:szCs w:val="20"/>
-        </w:rPr>
-        <w:t>Led Kafka onboarding for 15+ enterprise applications, configuring topics, producers and consumers for reliable event-driven communication across distributed systems.</w:t>
-      </w:r>
-    </w:p>
-    <w:p>
-      <w:pPr>
-        <w:pStyle w:val="ListParagraph"/>
-        <w:numPr>
-          <w:ilvl w:val="0"/>
-          <w:numId w:val="8"/>
-        </w:numPr>
-        <w:spacing w:before="0" w:after="30"/>
-        <w:rPr/>
-      </w:pPr>
-      <w:r>
-        <w:rPr>
-          <w:rFonts w:eastAsia="Calibri" w:cs="Calibri" w:ascii="Calibri" w:hAnsi="Calibri"/>
-          <w:sz w:val="20"/>
-          <w:szCs w:val="20"/>
-        </w:rPr>
-        <w:t>Built and maintained CI/CD pipelines using Bamboo and Harness, resolving build failures and ensuring smooth deployments across all onboarded applications.</w:t>
-      </w:r>
-    </w:p>
-    <w:p>
-      <w:pPr>
-        <w:pStyle w:val="ListParagraph"/>
-        <w:numPr>
-          <w:ilvl w:val="0"/>
-          <w:numId w:val="9"/>
-        </w:numPr>
-        <w:spacing w:before="0" w:after="30"/>
-        <w:rPr/>
-      </w:pPr>
-      <w:r>
-        <w:rPr>
-          <w:rFonts w:eastAsia="Calibri" w:cs="Calibri" w:ascii="Calibri" w:hAnsi="Calibri"/>
-          <w:sz w:val="20"/>
-          <w:szCs w:val="20"/>
-        </w:rPr>
-        <w:t>Used Ansible to remotely configure and manage servers, ensuring consistent and repeatable deployment environments.</w:t>
-      </w:r>
-    </w:p>
-    <w:p>
-      <w:pPr>
-        <w:pStyle w:val="Normal"/>
-        <w:spacing w:before="0" w:after="60"/>
-        <w:rPr/>
-      </w:pPr>
-      <w:r>
-        <w:rPr>
-          <w:rFonts w:eastAsia="Calibri" w:cs="Calibri" w:ascii="Calibri" w:hAnsi="Calibri"/>
-          <w:b/>
-          <w:bCs/>
-          <w:i/>
-          <w:iCs/>
-          <w:sz w:val="20"/>
-          <w:szCs w:val="20"/>
-        </w:rPr>
-        <w:t xml:space="preserve">Technologies: </w:t>
-      </w:r>
-      <w:r>
-        <w:rPr>
-          <w:rFonts w:eastAsia="Calibri" w:cs="Calibri" w:ascii="Calibri" w:hAnsi="Calibri"/>
-          <w:i/>
-          <w:iCs/>
-          <w:sz w:val="20"/>
-          <w:szCs w:val="20"/>
-        </w:rPr>
-        <w:t>Java, Apache Kafka, Spring Boot, Bamboo, Harness, Ansible, Docker, Linux</w:t>
-      </w:r>
-    </w:p>
-    <w:p>
-      <w:pPr>
-        <w:pStyle w:val="Normal"/>
-        <w:pBdr>
-          <w:bottom w:val="single" w:sz="6" w:space="1" w:color="1F3864"/>
-        </w:pBdr>
-        <w:spacing w:before="140" w:after="60"/>
-        <w:rPr/>
-      </w:pPr>
-      <w:r>
-        <w:rPr>
-          <w:rFonts w:eastAsia="Calibri" w:cs="Calibri" w:ascii="Calibri" w:hAnsi="Calibri"/>
-          <w:b/>
-          <w:bCs/>
-          <w:color w:val="1F3864"/>
-          <w:sz w:val="22"/>
-          <w:szCs w:val="22"/>
-        </w:rPr>
-        <w:t>PROJECTS</w:t>
-      </w:r>
-    </w:p>
-    <w:p>
-      <w:pPr>
-        <w:pStyle w:val="Normal"/>
-        <w:tabs>
-          <w:tab w:val="clear" w:pos="720"/>
-          <w:tab w:val="right" w:pos="10178" w:leader="none"/>
-        </w:tabs>
-        <w:spacing w:before="60" w:after="30"/>
-        <w:rPr/>
-      </w:pPr>
-      <w:r>
-        <w:rPr>
-          <w:rFonts w:eastAsia="Calibri" w:cs="Calibri" w:ascii="Calibri" w:hAnsi="Calibri"/>
-          <w:b/>
-          <w:bCs/>
-          <w:sz w:val="20"/>
-          <w:szCs w:val="20"/>
-        </w:rPr>
-        <w:t>E-Commerce Order Platform — Kafka Microservices</w:t>
-        <w:tab/>
-      </w:r>
-    </w:p>
-    <w:p>
-      <w:pPr>
-        <w:pStyle w:val="ListParagraph"/>
-        <w:numPr>
-          <w:ilvl w:val="0"/>
-          <w:numId w:val="10"/>
-        </w:numPr>
-        <w:spacing w:before="0" w:after="30"/>
-        <w:rPr/>
-      </w:pPr>
-      <w:r>
-        <w:rPr>
-          <w:rFonts w:eastAsia="Calibri" w:cs="Calibri" w:ascii="Calibri" w:hAnsi="Calibri"/>
-          <w:sz w:val="20"/>
-          <w:szCs w:val="20"/>
-        </w:rPr>
-        <w:t>Built an event-driven e-commerce backend with Spring Boot microservices for product catalogue, cart, and order management, with Inventory, Notification and Audit services reacting to order events through Apache Kafka.</w:t>
-      </w:r>
-    </w:p>
-    <w:p>
-      <w:pPr>
-        <w:pStyle w:val="ListParagraph"/>
-        <w:numPr>
-          <w:ilvl w:val="0"/>
-          <w:numId w:val="11"/>
-        </w:numPr>
-        <w:spacing w:before="0" w:after="30"/>
-        <w:rPr/>
-      </w:pPr>
-      <w:r>
-        <w:rPr>
-          <w:rFonts w:eastAsia="Calibri" w:cs="Calibri" w:ascii="Calibri" w:hAnsi="Calibri"/>
-          <w:sz w:val="20"/>
-          <w:szCs w:val="20"/>
-        </w:rPr>
-        <w:t>Designed Kafka topics with 3 partitions and key-based partitioning on order ID to preserve event ordering; each service runs in its own consumer group with manual offset commits for at-least-once delivery, and a dead-letter queue isolates failed messages.</w:t>
-      </w:r>
-    </w:p>
-    <w:p>
-      <w:pPr>
-        <w:pStyle w:val="ListParagraph"/>
-        <w:numPr>
-          <w:ilvl w:val="0"/>
-          <w:numId w:val="12"/>
-        </w:numPr>
-        <w:spacing w:before="0" w:after="30"/>
-        <w:rPr/>
-      </w:pPr>
-      <w:r>
-        <w:rPr>
-          <w:rFonts w:eastAsia="Calibri" w:cs="Calibri" w:ascii="Calibri" w:hAnsi="Calibri"/>
-          <w:sz w:val="20"/>
-          <w:szCs w:val="20"/>
-        </w:rPr>
-        <w:t>Secured REST APIs with JWT authentication and role-based access control; documented endpoints with Swagger/OpenAPI; wrote unit and integration tests with JUnit and Mockito.</w:t>
-      </w:r>
-    </w:p>
-    <w:p>
-      <w:pPr>
-        <w:pStyle w:val="ListParagraph"/>
-        <w:numPr>
-          <w:ilvl w:val="0"/>
-          <w:numId w:val="13"/>
-        </w:numPr>
-        <w:spacing w:before="0" w:after="30"/>
-        <w:rPr/>
-      </w:pPr>
-      <w:r>
-        <w:rPr>
-          <w:rFonts w:eastAsia="Calibri" w:cs="Calibri" w:ascii="Calibri" w:hAnsi="Calibri"/>
-          <w:sz w:val="20"/>
-          <w:szCs w:val="20"/>
-        </w:rPr>
-        <w:t>Containerised all services and Kafka with Docker Compose for consistent local and cloud deployment.</w:t>
-      </w:r>
-    </w:p>
-    <w:p>
-      <w:pPr>
-        <w:pStyle w:val="Normal"/>
-        <w:spacing w:before="0" w:after="60"/>
-        <w:rPr/>
-      </w:pPr>
-      <w:r>
-        <w:rPr>
-          <w:rFonts w:eastAsia="Calibri" w:cs="Calibri" w:ascii="Calibri" w:hAnsi="Calibri"/>
-          <w:b/>
-          <w:bCs/>
-          <w:i/>
-          <w:iCs/>
-          <w:sz w:val="20"/>
-          <w:szCs w:val="20"/>
-        </w:rPr>
-        <w:t xml:space="preserve">Technologies: </w:t>
-      </w:r>
-      <w:r>
-        <w:rPr>
-          <w:rFonts w:eastAsia="Calibri" w:cs="Calibri" w:ascii="Calibri" w:hAnsi="Calibri"/>
-          <w:i/>
-          <w:iCs/>
-          <w:sz w:val="20"/>
-          <w:szCs w:val="20"/>
-        </w:rPr>
-        <w:t>Java, Spring Boot, Apache Kafka, MySQL, JWT, Swagger, JUnit, Mockito, Docker Compose</w:t>
-      </w:r>
-    </w:p>
-    <w:p>
-      <w:pPr>
-        <w:pStyle w:val="Normal"/>
-        <w:tabs>
-          <w:tab w:val="clear" w:pos="720"/>
-          <w:tab w:val="right" w:pos="10178" w:leader="none"/>
-        </w:tabs>
-        <w:spacing w:before="60" w:after="30"/>
-        <w:rPr/>
-      </w:pPr>
-      <w:r>
-        <w:rPr>
-          <w:rFonts w:eastAsia="Calibri" w:cs="Calibri" w:ascii="Calibri" w:hAnsi="Calibri"/>
-          <w:b/>
-          <w:bCs/>
-          <w:sz w:val="20"/>
-          <w:szCs w:val="20"/>
-        </w:rPr>
-        <w:t>Ask-Your-Data — Natural Language to SQL Assistant</w:t>
-        <w:tab/>
-      </w:r>
-    </w:p>
-    <w:p>
-      <w:pPr>
-        <w:pStyle w:val="ListParagraph"/>
-        <w:numPr>
-          <w:ilvl w:val="0"/>
-          <w:numId w:val="14"/>
-        </w:numPr>
-        <w:spacing w:before="0" w:after="30"/>
-        <w:rPr/>
-      </w:pPr>
-      <w:r>
-        <w:rPr>
-          <w:rFonts w:eastAsia="Calibri" w:cs="Calibri" w:ascii="Calibri" w:hAnsi="Calibri"/>
-          <w:sz w:val="20"/>
-          <w:szCs w:val="20"/>
-        </w:rPr>
-        <w:t>Built a web app where users ask questions in plain English (e.g., "top 5 products by revenue last month") and get results as a table or chart, using an LLM API to generate SQL over a PostgreSQL orders dataset.</w:t>
-      </w:r>
-    </w:p>
-    <w:p>
-      <w:pPr>
-        <w:pStyle w:val="ListParagraph"/>
-        <w:numPr>
-          <w:ilvl w:val="0"/>
-          <w:numId w:val="15"/>
-        </w:numPr>
-        <w:spacing w:before="0" w:after="30"/>
-        <w:rPr/>
-      </w:pPr>
-      <w:r>
-        <w:rPr>
-          <w:rFonts w:eastAsia="Calibri" w:cs="Calibri" w:ascii="Calibri" w:hAnsi="Calibri"/>
-          <w:sz w:val="20"/>
-          <w:szCs w:val="20"/>
-        </w:rPr>
-        <w:t>Passed the database schema to the model as context, and added safeguards: only SELECT queries are accepted, queries run under a read-only database role, and results are row-limited.</w:t>
       </w:r>
     </w:p>
     <w:p>
@@ -760,7 +380,7 @@
           <w:sz w:val="20"/>
           <w:szCs w:val="20"/>
         </w:rPr>
-        <w:t>Backend in Python/FastAPI with a React frontend; tested the generated queries against a set of sample questions and refined the prompts where results were wrong.</w:t>
+        <w:t>Maintained and enhanced CDAX, HP's internal parts-ordering and CE task-management platform, using Java Spring Boot, MySQL and PostgreSQL.</w:t>
       </w:r>
     </w:p>
     <w:p>
@@ -769,6 +389,405 @@
         <w:numPr>
           <w:ilvl w:val="0"/>
           <w:numId w:val="17"/>
+        </w:numPr>
+        <w:spacing w:before="0" w:after="30"/>
+        <w:rPr/>
+      </w:pPr>
+      <w:r>
+        <w:rPr>
+          <w:rFonts w:eastAsia="Calibri" w:cs="Calibri" w:ascii="Calibri" w:hAnsi="Calibri"/>
+          <w:sz w:val="20"/>
+          <w:szCs w:val="20"/>
+        </w:rPr>
+        <w:t>Diagnosed and fixed a critical order-routing bug where orders were accepted without a valid zipcode, causing wrong deliveries; resolved with frontend and backend validation.</w:t>
+      </w:r>
+    </w:p>
+    <w:p>
+      <w:pPr>
+        <w:pStyle w:val="ListParagraph"/>
+        <w:numPr>
+          <w:ilvl w:val="0"/>
+          <w:numId w:val="18"/>
+        </w:numPr>
+        <w:spacing w:before="0" w:after="30"/>
+        <w:rPr/>
+      </w:pPr>
+      <w:r>
+        <w:rPr>
+          <w:rFonts w:eastAsia="Calibri" w:cs="Calibri" w:ascii="Calibri" w:hAnsi="Calibri"/>
+          <w:sz w:val="20"/>
+          <w:szCs w:val="20"/>
+        </w:rPr>
+        <w:t>Delivered end-to-end feature changes based on stakeholder requirements, including adding, modifying and deprecating application functionality.</w:t>
+      </w:r>
+    </w:p>
+    <w:p>
+      <w:pPr>
+        <w:pStyle w:val="Normal"/>
+        <w:spacing w:before="0" w:after="60"/>
+        <w:rPr/>
+      </w:pPr>
+      <w:r>
+        <w:rPr>
+          <w:rFonts w:eastAsia="Calibri" w:cs="Calibri" w:ascii="Calibri" w:hAnsi="Calibri"/>
+          <w:b/>
+          <w:bCs/>
+          <w:i/>
+          <w:iCs/>
+          <w:sz w:val="20"/>
+          <w:szCs w:val="20"/>
+        </w:rPr>
+        <w:t xml:space="preserve">Technologies: </w:t>
+      </w:r>
+      <w:r>
+        <w:rPr>
+          <w:rFonts w:eastAsia="Calibri" w:cs="Calibri" w:ascii="Calibri" w:hAnsi="Calibri"/>
+          <w:i/>
+          <w:iCs/>
+          <w:sz w:val="20"/>
+          <w:szCs w:val="20"/>
+        </w:rPr>
+        <w:t>Java, Spring Boot, REST APIs, MySQL, PostgreSQL, Git</w:t>
+      </w:r>
+    </w:p>
+    <w:p>
+      <w:pPr>
+        <w:pStyle w:val="Normal"/>
+        <w:spacing w:before="0" w:after="40"/>
+        <w:rPr/>
+      </w:pPr>
+      <w:r>
+        <w:rPr>
+          <w:rFonts w:eastAsia="Calibri" w:cs="Calibri" w:ascii="Calibri" w:hAnsi="Calibri"/>
+          <w:b/>
+          <w:bCs/>
+          <w:i/>
+          <w:iCs/>
+          <w:sz w:val="20"/>
+          <w:szCs w:val="20"/>
+        </w:rPr>
+        <w:t>Client: Charles Schwab  |  Kafka Integration Engineer</w:t>
+      </w:r>
+    </w:p>
+    <w:p>
+      <w:pPr>
+        <w:pStyle w:val="ListParagraph"/>
+        <w:numPr>
+          <w:ilvl w:val="0"/>
+          <w:numId w:val="19"/>
+        </w:numPr>
+        <w:spacing w:before="0" w:after="30"/>
+        <w:rPr/>
+      </w:pPr>
+      <w:r>
+        <w:rPr>
+          <w:rFonts w:eastAsia="Calibri" w:cs="Calibri" w:ascii="Calibri" w:hAnsi="Calibri"/>
+          <w:sz w:val="20"/>
+          <w:szCs w:val="20"/>
+        </w:rPr>
+        <w:t>Led Kafka onboarding for 15+ enterprise applications, configuring topics, producers and consumers for reliable event-driven communication across distributed systems.</w:t>
+      </w:r>
+    </w:p>
+    <w:p>
+      <w:pPr>
+        <w:pStyle w:val="ListParagraph"/>
+        <w:numPr>
+          <w:ilvl w:val="0"/>
+          <w:numId w:val="20"/>
+        </w:numPr>
+        <w:spacing w:before="0" w:after="30"/>
+        <w:rPr/>
+      </w:pPr>
+      <w:r>
+        <w:rPr>
+          <w:rFonts w:eastAsia="Calibri" w:cs="Calibri" w:ascii="Calibri" w:hAnsi="Calibri"/>
+          <w:sz w:val="20"/>
+          <w:szCs w:val="20"/>
+        </w:rPr>
+        <w:t>Built and maintained CI/CD pipelines using Bamboo and Harness, resolving build failures and ensuring smooth deployments across all onboarded applications.</w:t>
+      </w:r>
+    </w:p>
+    <w:p>
+      <w:pPr>
+        <w:pStyle w:val="ListParagraph"/>
+        <w:numPr>
+          <w:ilvl w:val="0"/>
+          <w:numId w:val="21"/>
+        </w:numPr>
+        <w:spacing w:before="0" w:after="30"/>
+        <w:rPr/>
+      </w:pPr>
+      <w:r>
+        <w:rPr>
+          <w:rFonts w:eastAsia="Calibri" w:cs="Calibri" w:ascii="Calibri" w:hAnsi="Calibri"/>
+          <w:sz w:val="20"/>
+          <w:szCs w:val="20"/>
+        </w:rPr>
+        <w:t>Used Ansible to remotely configure and manage servers, ensuring consistent and repeatable deployment environments.</w:t>
+      </w:r>
+    </w:p>
+    <w:p>
+      <w:pPr>
+        <w:pStyle w:val="Normal"/>
+        <w:spacing w:before="0" w:after="60"/>
+        <w:rPr/>
+      </w:pPr>
+      <w:r>
+        <w:rPr>
+          <w:rFonts w:eastAsia="Calibri" w:cs="Calibri" w:ascii="Calibri" w:hAnsi="Calibri"/>
+          <w:b/>
+          <w:bCs/>
+          <w:i/>
+          <w:iCs/>
+          <w:sz w:val="20"/>
+          <w:szCs w:val="20"/>
+        </w:rPr>
+        <w:t xml:space="preserve">Technologies: </w:t>
+      </w:r>
+      <w:r>
+        <w:rPr>
+          <w:rFonts w:eastAsia="Calibri" w:cs="Calibri" w:ascii="Calibri" w:hAnsi="Calibri"/>
+          <w:i/>
+          <w:iCs/>
+          <w:sz w:val="20"/>
+          <w:szCs w:val="20"/>
+        </w:rPr>
+        <w:t>Java, Apache Kafka, Spring Boot, Bamboo, Harness, Ansible, Docker, Linux</w:t>
+      </w:r>
+    </w:p>
+    <w:p>
+      <w:pPr>
+        <w:pStyle w:val="Normal"/>
+        <w:pBdr>
+          <w:bottom w:val="single" w:sz="6" w:space="1" w:color="1F3864"/>
+        </w:pBdr>
+        <w:spacing w:before="140" w:after="60"/>
+        <w:rPr/>
+      </w:pPr>
+      <w:r>
+        <w:rPr>
+          <w:rFonts w:eastAsia="Calibri" w:cs="Calibri" w:ascii="Calibri" w:hAnsi="Calibri"/>
+          <w:b/>
+          <w:bCs/>
+          <w:color w:val="1F3864"/>
+          <w:sz w:val="22"/>
+          <w:szCs w:val="22"/>
+        </w:rPr>
+        <w:t>PROJECTS</w:t>
+      </w:r>
+    </w:p>
+    <w:p>
+      <w:pPr>
+        <w:pStyle w:val="Normal"/>
+        <w:tabs>
+          <w:tab w:val="clear" w:pos="720"/>
+          <w:tab w:val="right" w:pos="10178" w:leader="none"/>
+        </w:tabs>
+        <w:spacing w:before="60" w:after="30"/>
+        <w:rPr/>
+      </w:pPr>
+      <w:r>
+        <w:rPr>
+          <w:rFonts w:eastAsia="Calibri" w:cs="Calibri" w:ascii="Calibri" w:hAnsi="Calibri"/>
+          <w:b/>
+          <w:bCs/>
+          <w:sz w:val="20"/>
+          <w:szCs w:val="20"/>
+        </w:rPr>
+        <w:t>E-Commerce Order Platform — Kafka Microservices</w:t>
+        <w:tab/>
+      </w:r>
+    </w:p>
+    <w:p>
+      <w:pPr>
+        <w:pStyle w:val="ListParagraph"/>
+        <w:numPr>
+          <w:ilvl w:val="0"/>
+          <w:numId w:val="22"/>
+        </w:numPr>
+        <w:spacing w:before="0" w:after="30"/>
+        <w:rPr/>
+      </w:pPr>
+      <w:r>
+        <w:rPr>
+          <w:rFonts w:eastAsia="Calibri" w:cs="Calibri" w:ascii="Calibri" w:hAnsi="Calibri"/>
+          <w:sz w:val="20"/>
+          <w:szCs w:val="20"/>
+        </w:rPr>
+        <w:t>Built an event-driven e-commerce backend with Spring Boot microservices for product catalogue, cart, and order management, with Inventory, Notification and Audit services reacting to order events through Apache Kafka.</w:t>
+      </w:r>
+    </w:p>
+    <w:p>
+      <w:pPr>
+        <w:pStyle w:val="ListParagraph"/>
+        <w:numPr>
+          <w:ilvl w:val="0"/>
+          <w:numId w:val="23"/>
+        </w:numPr>
+        <w:spacing w:before="0" w:after="30"/>
+        <w:rPr/>
+      </w:pPr>
+      <w:r>
+        <w:rPr>
+          <w:rFonts w:eastAsia="Calibri" w:cs="Calibri" w:ascii="Calibri" w:hAnsi="Calibri"/>
+          <w:sz w:val="20"/>
+          <w:szCs w:val="20"/>
+        </w:rPr>
+        <w:t>Designed Kafka topics with 3 partitions and key-based partitioning on order ID to preserve event ordering; each service runs in its own consumer group with manual offset commits for at-least-once delivery, and a dead-letter queue isolates failed messages.</w:t>
+      </w:r>
+    </w:p>
+    <w:p>
+      <w:pPr>
+        <w:pStyle w:val="ListParagraph"/>
+        <w:numPr>
+          <w:ilvl w:val="0"/>
+          <w:numId w:val="24"/>
+        </w:numPr>
+        <w:spacing w:before="0" w:after="30"/>
+        <w:rPr/>
+      </w:pPr>
+      <w:r>
+        <w:rPr>
+          <w:rFonts w:eastAsia="Calibri" w:cs="Calibri" w:ascii="Calibri" w:hAnsi="Calibri"/>
+          <w:sz w:val="20"/>
+          <w:szCs w:val="20"/>
+        </w:rPr>
+        <w:t>Secured REST APIs with JWT authentication and role-based access control; documented endpoints with Swagger/OpenAPI; wrote unit and integration tests with JUnit and Mockito.</w:t>
+      </w:r>
+    </w:p>
+    <w:p>
+      <w:pPr>
+        <w:pStyle w:val="ListParagraph"/>
+        <w:numPr>
+          <w:ilvl w:val="0"/>
+          <w:numId w:val="25"/>
+        </w:numPr>
+        <w:spacing w:before="0" w:after="30"/>
+        <w:rPr/>
+      </w:pPr>
+      <w:r>
+        <w:rPr>
+          <w:rFonts w:eastAsia="Calibri" w:cs="Calibri" w:ascii="Calibri" w:hAnsi="Calibri"/>
+          <w:sz w:val="20"/>
+          <w:szCs w:val="20"/>
+        </w:rPr>
+        <w:t>Containerised all services and Kafka with Docker Compose for consistent local and cloud deployment.</w:t>
+      </w:r>
+    </w:p>
+    <w:p>
+      <w:pPr>
+        <w:pStyle w:val="Normal"/>
+        <w:spacing w:before="0" w:after="60"/>
+        <w:rPr/>
+      </w:pPr>
+      <w:r>
+        <w:rPr>
+          <w:rFonts w:eastAsia="Calibri" w:cs="Calibri" w:ascii="Calibri" w:hAnsi="Calibri"/>
+          <w:b/>
+          <w:bCs/>
+          <w:i/>
+          <w:iCs/>
+          <w:sz w:val="20"/>
+          <w:szCs w:val="20"/>
+        </w:rPr>
+        <w:t xml:space="preserve">Technologies: </w:t>
+      </w:r>
+      <w:r>
+        <w:rPr>
+          <w:rFonts w:eastAsia="Calibri" w:cs="Calibri" w:ascii="Calibri" w:hAnsi="Calibri"/>
+          <w:i/>
+          <w:iCs/>
+          <w:sz w:val="20"/>
+          <w:szCs w:val="20"/>
+        </w:rPr>
+        <w:t>Java, Spring Boot, Apache Kafka, MySQL, JWT, Swagger, JUnit, Mockito, Docker Compose</w:t>
+      </w:r>
+    </w:p>
+    <w:p>
+      <w:pPr>
+        <w:pStyle w:val="Normal"/>
+        <w:tabs>
+          <w:tab w:val="clear" w:pos="720"/>
+          <w:tab w:val="right" w:pos="10178" w:leader="none"/>
+        </w:tabs>
+        <w:spacing w:before="60" w:after="30"/>
+        <w:rPr/>
+      </w:pPr>
+      <w:r>
+        <w:rPr>
+          <w:rFonts w:eastAsia="Calibri" w:cs="Calibri" w:ascii="Calibri" w:hAnsi="Calibri"/>
+          <w:b/>
+          <w:bCs/>
+          <w:sz w:val="20"/>
+          <w:szCs w:val="20"/>
+        </w:rPr>
+        <w:t>Ask-Your-Data — Natural Language to SQL Assistant</w:t>
+        <w:tab/>
+      </w:r>
+    </w:p>
+    <w:p>
+      <w:pPr>
+        <w:pStyle w:val="ListParagraph"/>
+        <w:numPr>
+          <w:ilvl w:val="0"/>
+          <w:numId w:val="26"/>
+        </w:numPr>
+        <w:spacing w:before="0" w:after="30"/>
+        <w:rPr/>
+      </w:pPr>
+      <w:r>
+        <w:rPr>
+          <w:rFonts w:eastAsia="Calibri" w:cs="Calibri" w:ascii="Calibri" w:hAnsi="Calibri"/>
+          <w:sz w:val="20"/>
+          <w:szCs w:val="20"/>
+        </w:rPr>
+        <w:t>Built a web app where users ask questions in plain English (e.g., "top 5 products by revenue last month") and get results as a table or chart, using an LLM API to generate SQL over a PostgreSQL orders dataset.</w:t>
+      </w:r>
+    </w:p>
+    <w:p>
+      <w:pPr>
+        <w:pStyle w:val="ListParagraph"/>
+        <w:numPr>
+          <w:ilvl w:val="0"/>
+          <w:numId w:val="27"/>
+        </w:numPr>
+        <w:spacing w:before="0" w:after="30"/>
+        <w:rPr/>
+      </w:pPr>
+      <w:r>
+        <w:rPr>
+          <w:rFonts w:eastAsia="Calibri" w:cs="Calibri" w:ascii="Calibri" w:hAnsi="Calibri"/>
+          <w:sz w:val="20"/>
+          <w:szCs w:val="20"/>
+        </w:rPr>
+        <w:t>Passed the database schema to the model as context, and added safeguards: only SELECT queries are accepted, queries run under a read-only database role, and results are row-limited.</w:t>
+      </w:r>
+    </w:p>
+    <w:p>
+      <w:pPr>
+        <w:pStyle w:val="ListParagraph"/>
+        <w:numPr>
+          <w:ilvl w:val="0"/>
+          <w:numId w:val="28"/>
+        </w:numPr>
+        <w:spacing w:before="0" w:after="30"/>
+        <w:rPr/>
+      </w:pPr>
+      <w:r>
+        <w:rPr>
+          <w:rFonts w:eastAsia="Calibri" w:cs="Calibri" w:ascii="Calibri" w:hAnsi="Calibri"/>
+          <w:sz w:val="20"/>
+          <w:szCs w:val="20"/>
+        </w:rPr>
+        <w:t>Backend in Python/FastAPI with a React frontend; tested the generated queries against a set of sample questions and refined the prompts where results were wrong.</w:t>
+      </w:r>
+    </w:p>
+    <w:p>
+      <w:pPr>
+        <w:pStyle w:val="ListParagraph"/>
+        <w:numPr>
+          <w:ilvl w:val="0"/>
+          <w:numId w:val="29"/>
         </w:numPr>
         <w:spacing w:before="0" w:after="30"/>
         <w:rPr/>
@@ -1115,6 +1134,1458 @@
   <w:abstractNum w:abstractNumId="3">
     <w:lvl w:ilvl="0">
       <w:start w:val="1"/>
+      <w:numFmt w:val="bullet"/>
+      <w:lvlText w:val=""/>
+      <w:lvlJc w:val="left"/>
+      <w:pPr>
+        <w:tabs>
+          <w:tab w:val="num" w:pos="0"/>
+        </w:tabs>
+        <w:ind w:left="360" w:hanging="220"/>
+      </w:pPr>
+      <w:rPr>
+        <w:rFonts w:ascii="Symbol" w:hAnsi="Symbol" w:cs="Symbol" w:hint="default"/>
+      </w:rPr>
+    </w:lvl>
+    <w:lvl w:ilvl="1">
+      <w:start w:val="1"/>
+      <w:numFmt w:val="decimal"/>
+      <w:lvlText w:val="%2."/>
+      <w:lvlJc w:val="left"/>
+      <w:pPr>
+        <w:tabs>
+          <w:tab w:val="num" w:pos="1080"/>
+        </w:tabs>
+        <w:ind w:left="1080" w:hanging="360"/>
+      </w:pPr>
+      <w:rPr/>
+    </w:lvl>
+    <w:lvl w:ilvl="2">
+      <w:start w:val="1"/>
+      <w:numFmt w:val="decimal"/>
+      <w:lvlText w:val="%3."/>
+      <w:lvlJc w:val="left"/>
+      <w:pPr>
+        <w:tabs>
+          <w:tab w:val="num" w:pos="1440"/>
+        </w:tabs>
+        <w:ind w:left="1440" w:hanging="360"/>
+      </w:pPr>
+      <w:rPr/>
+    </w:lvl>
+    <w:lvl w:ilvl="3">
+      <w:start w:val="1"/>
+      <w:numFmt w:val="decimal"/>
+      <w:lvlText w:val="%4."/>
+      <w:lvlJc w:val="left"/>
+      <w:pPr>
+        <w:tabs>
+          <w:tab w:val="num" w:pos="1800"/>
+        </w:tabs>
+        <w:ind w:left="1800" w:hanging="360"/>
+      </w:pPr>
+      <w:rPr/>
+    </w:lvl>
+    <w:lvl w:ilvl="4">
+      <w:start w:val="1"/>
+      <w:numFmt w:val="decimal"/>
+      <w:lvlText w:val="%5."/>
+      <w:lvlJc w:val="left"/>
+      <w:pPr>
+        <w:tabs>
+          <w:tab w:val="num" w:pos="2160"/>
+        </w:tabs>
+        <w:ind w:left="2160" w:hanging="360"/>
+      </w:pPr>
+      <w:rPr/>
+    </w:lvl>
+    <w:lvl w:ilvl="5">
+      <w:start w:val="1"/>
+      <w:numFmt w:val="decimal"/>
+      <w:lvlText w:val="%6."/>
+      <w:lvlJc w:val="left"/>
+      <w:pPr>
+        <w:tabs>
+          <w:tab w:val="num" w:pos="2520"/>
+        </w:tabs>
+        <w:ind w:left="2520" w:hanging="360"/>
+      </w:pPr>
+      <w:rPr/>
+    </w:lvl>
+    <w:lvl w:ilvl="6">
+      <w:start w:val="1"/>
+      <w:numFmt w:val="decimal"/>
+      <w:lvlText w:val="%7."/>
+      <w:lvlJc w:val="left"/>
+      <w:pPr>
+        <w:tabs>
+          <w:tab w:val="num" w:pos="2880"/>
+        </w:tabs>
+        <w:ind w:left="2880" w:hanging="360"/>
+      </w:pPr>
+      <w:rPr/>
+    </w:lvl>
+    <w:lvl w:ilvl="7">
+      <w:start w:val="1"/>
+      <w:numFmt w:val="decimal"/>
+      <w:lvlText w:val="%8."/>
+      <w:lvlJc w:val="left"/>
+      <w:pPr>
+        <w:tabs>
+          <w:tab w:val="num" w:pos="3240"/>
+        </w:tabs>
+        <w:ind w:left="3240" w:hanging="360"/>
+      </w:pPr>
+      <w:rPr/>
+    </w:lvl>
+    <w:lvl w:ilvl="8">
+      <w:start w:val="1"/>
+      <w:numFmt w:val="decimal"/>
+      <w:lvlText w:val="%9."/>
+      <w:lvlJc w:val="left"/>
+      <w:pPr>
+        <w:tabs>
+          <w:tab w:val="num" w:pos="3600"/>
+        </w:tabs>
+        <w:ind w:left="3600" w:hanging="360"/>
+      </w:pPr>
+      <w:rPr/>
+    </w:lvl>
+  </w:abstractNum>
+  <w:abstractNum w:abstractNumId="4">
+    <w:lvl w:ilvl="0">
+      <w:start w:val="1"/>
+      <w:numFmt w:val="bullet"/>
+      <w:lvlText w:val=""/>
+      <w:lvlJc w:val="left"/>
+      <w:pPr>
+        <w:tabs>
+          <w:tab w:val="num" w:pos="0"/>
+        </w:tabs>
+        <w:ind w:left="360" w:hanging="220"/>
+      </w:pPr>
+      <w:rPr>
+        <w:rFonts w:ascii="Symbol" w:hAnsi="Symbol" w:cs="Symbol" w:hint="default"/>
+      </w:rPr>
+    </w:lvl>
+    <w:lvl w:ilvl="1">
+      <w:start w:val="1"/>
+      <w:numFmt w:val="decimal"/>
+      <w:lvlText w:val="%2."/>
+      <w:lvlJc w:val="left"/>
+      <w:pPr>
+        <w:tabs>
+          <w:tab w:val="num" w:pos="1080"/>
+        </w:tabs>
+        <w:ind w:left="1080" w:hanging="360"/>
+      </w:pPr>
+      <w:rPr/>
+    </w:lvl>
+    <w:lvl w:ilvl="2">
+      <w:start w:val="1"/>
+      <w:numFmt w:val="decimal"/>
+      <w:lvlText w:val="%3."/>
+      <w:lvlJc w:val="left"/>
+      <w:pPr>
+        <w:tabs>
+          <w:tab w:val="num" w:pos="1440"/>
+        </w:tabs>
+        <w:ind w:left="1440" w:hanging="360"/>
+      </w:pPr>
+      <w:rPr/>
+    </w:lvl>
+    <w:lvl w:ilvl="3">
+      <w:start w:val="1"/>
+      <w:numFmt w:val="decimal"/>
+      <w:lvlText w:val="%4."/>
+      <w:lvlJc w:val="left"/>
+      <w:pPr>
+        <w:tabs>
+          <w:tab w:val="num" w:pos="1800"/>
+        </w:tabs>
+        <w:ind w:left="1800" w:hanging="360"/>
+      </w:pPr>
+      <w:rPr/>
+    </w:lvl>
+    <w:lvl w:ilvl="4">
+      <w:start w:val="1"/>
+      <w:numFmt w:val="decimal"/>
+      <w:lvlText w:val="%5."/>
+      <w:lvlJc w:val="left"/>
+      <w:pPr>
+        <w:tabs>
+          <w:tab w:val="num" w:pos="2160"/>
+        </w:tabs>
+        <w:ind w:left="2160" w:hanging="360"/>
+      </w:pPr>
+      <w:rPr/>
+    </w:lvl>
+    <w:lvl w:ilvl="5">
+      <w:start w:val="1"/>
+      <w:numFmt w:val="decimal"/>
+      <w:lvlText w:val="%6."/>
+      <w:lvlJc w:val="left"/>
+      <w:pPr>
+        <w:tabs>
+          <w:tab w:val="num" w:pos="2520"/>
+        </w:tabs>
+        <w:ind w:left="2520" w:hanging="360"/>
+      </w:pPr>
+      <w:rPr/>
+    </w:lvl>
+    <w:lvl w:ilvl="6">
+      <w:start w:val="1"/>
+      <w:numFmt w:val="decimal"/>
+      <w:lvlText w:val="%7."/>
+      <w:lvlJc w:val="left"/>
+      <w:pPr>
+        <w:tabs>
+          <w:tab w:val="num" w:pos="2880"/>
+        </w:tabs>
+        <w:ind w:left="2880" w:hanging="360"/>
+      </w:pPr>
+      <w:rPr/>
+    </w:lvl>
+    <w:lvl w:ilvl="7">
+      <w:start w:val="1"/>
+      <w:numFmt w:val="decimal"/>
+      <w:lvlText w:val="%8."/>
+      <w:lvlJc w:val="left"/>
+      <w:pPr>
+        <w:tabs>
+          <w:tab w:val="num" w:pos="3240"/>
+        </w:tabs>
+        <w:ind w:left="3240" w:hanging="360"/>
+      </w:pPr>
+      <w:rPr/>
+    </w:lvl>
+    <w:lvl w:ilvl="8">
+      <w:start w:val="1"/>
+      <w:numFmt w:val="decimal"/>
+      <w:lvlText w:val="%9."/>
+      <w:lvlJc w:val="left"/>
+      <w:pPr>
+        <w:tabs>
+          <w:tab w:val="num" w:pos="3600"/>
+        </w:tabs>
+        <w:ind w:left="3600" w:hanging="360"/>
+      </w:pPr>
+      <w:rPr/>
+    </w:lvl>
+  </w:abstractNum>
+  <w:abstractNum w:abstractNumId="5">
+    <w:lvl w:ilvl="0">
+      <w:start w:val="1"/>
+      <w:numFmt w:val="bullet"/>
+      <w:lvlText w:val=""/>
+      <w:lvlJc w:val="left"/>
+      <w:pPr>
+        <w:tabs>
+          <w:tab w:val="num" w:pos="0"/>
+        </w:tabs>
+        <w:ind w:left="360" w:hanging="220"/>
+      </w:pPr>
+      <w:rPr>
+        <w:rFonts w:ascii="Symbol" w:hAnsi="Symbol" w:cs="Symbol" w:hint="default"/>
+      </w:rPr>
+    </w:lvl>
+    <w:lvl w:ilvl="1">
+      <w:start w:val="1"/>
+      <w:numFmt w:val="decimal"/>
+      <w:lvlText w:val="%2."/>
+      <w:lvlJc w:val="left"/>
+      <w:pPr>
+        <w:tabs>
+          <w:tab w:val="num" w:pos="1080"/>
+        </w:tabs>
+        <w:ind w:left="1080" w:hanging="360"/>
+      </w:pPr>
+      <w:rPr/>
+    </w:lvl>
+    <w:lvl w:ilvl="2">
+      <w:start w:val="1"/>
+      <w:numFmt w:val="decimal"/>
+      <w:lvlText w:val="%3."/>
+      <w:lvlJc w:val="left"/>
+      <w:pPr>
+        <w:tabs>
+          <w:tab w:val="num" w:pos="1440"/>
+        </w:tabs>
+        <w:ind w:left="1440" w:hanging="360"/>
+      </w:pPr>
+      <w:rPr/>
+    </w:lvl>
+    <w:lvl w:ilvl="3">
+      <w:start w:val="1"/>
+      <w:numFmt w:val="decimal"/>
+      <w:lvlText w:val="%4."/>
+      <w:lvlJc w:val="left"/>
+      <w:pPr>
+        <w:tabs>
+          <w:tab w:val="num" w:pos="1800"/>
+        </w:tabs>
+        <w:ind w:left="1800" w:hanging="360"/>
+      </w:pPr>
+      <w:rPr/>
+    </w:lvl>
+    <w:lvl w:ilvl="4">
+      <w:start w:val="1"/>
+      <w:numFmt w:val="decimal"/>
+      <w:lvlText w:val="%5."/>
+      <w:lvlJc w:val="left"/>
+      <w:pPr>
+        <w:tabs>
+          <w:tab w:val="num" w:pos="2160"/>
+        </w:tabs>
+        <w:ind w:left="2160" w:hanging="360"/>
+      </w:pPr>
+      <w:rPr/>
+    </w:lvl>
+    <w:lvl w:ilvl="5">
+      <w:start w:val="1"/>
+      <w:numFmt w:val="decimal"/>
+      <w:lvlText w:val="%6."/>
+      <w:lvlJc w:val="left"/>
+      <w:pPr>
+        <w:tabs>
+          <w:tab w:val="num" w:pos="2520"/>
+        </w:tabs>
+        <w:ind w:left="2520" w:hanging="360"/>
+      </w:pPr>
+      <w:rPr/>
+    </w:lvl>
+    <w:lvl w:ilvl="6">
+      <w:start w:val="1"/>
+      <w:numFmt w:val="decimal"/>
+      <w:lvlText w:val="%7."/>
+      <w:lvlJc w:val="left"/>
+      <w:pPr>
+        <w:tabs>
+          <w:tab w:val="num" w:pos="2880"/>
+        </w:tabs>
+        <w:ind w:left="2880" w:hanging="360"/>
+      </w:pPr>
+      <w:rPr/>
+    </w:lvl>
+    <w:lvl w:ilvl="7">
+      <w:start w:val="1"/>
+      <w:numFmt w:val="decimal"/>
+      <w:lvlText w:val="%8."/>
+      <w:lvlJc w:val="left"/>
+      <w:pPr>
+        <w:tabs>
+          <w:tab w:val="num" w:pos="3240"/>
+        </w:tabs>
+        <w:ind w:left="3240" w:hanging="360"/>
+      </w:pPr>
+      <w:rPr/>
+    </w:lvl>
+    <w:lvl w:ilvl="8">
+      <w:start w:val="1"/>
+      <w:numFmt w:val="decimal"/>
+      <w:lvlText w:val="%9."/>
+      <w:lvlJc w:val="left"/>
+      <w:pPr>
+        <w:tabs>
+          <w:tab w:val="num" w:pos="3600"/>
+        </w:tabs>
+        <w:ind w:left="3600" w:hanging="360"/>
+      </w:pPr>
+      <w:rPr/>
+    </w:lvl>
+  </w:abstractNum>
+  <w:abstractNum w:abstractNumId="6">
+    <w:lvl w:ilvl="0">
+      <w:start w:val="1"/>
+      <w:numFmt w:val="bullet"/>
+      <w:lvlText w:val=""/>
+      <w:lvlJc w:val="left"/>
+      <w:pPr>
+        <w:tabs>
+          <w:tab w:val="num" w:pos="0"/>
+        </w:tabs>
+        <w:ind w:left="360" w:hanging="220"/>
+      </w:pPr>
+      <w:rPr>
+        <w:rFonts w:ascii="Symbol" w:hAnsi="Symbol" w:cs="Symbol" w:hint="default"/>
+      </w:rPr>
+    </w:lvl>
+    <w:lvl w:ilvl="1">
+      <w:start w:val="1"/>
+      <w:numFmt w:val="decimal"/>
+      <w:lvlText w:val="%2."/>
+      <w:lvlJc w:val="left"/>
+      <w:pPr>
+        <w:tabs>
+          <w:tab w:val="num" w:pos="1080"/>
+        </w:tabs>
+        <w:ind w:left="1080" w:hanging="360"/>
+      </w:pPr>
+      <w:rPr/>
+    </w:lvl>
+    <w:lvl w:ilvl="2">
+      <w:start w:val="1"/>
+      <w:numFmt w:val="decimal"/>
+      <w:lvlText w:val="%3."/>
+      <w:lvlJc w:val="left"/>
+      <w:pPr>
+        <w:tabs>
+          <w:tab w:val="num" w:pos="1440"/>
+        </w:tabs>
+        <w:ind w:left="1440" w:hanging="360"/>
+      </w:pPr>
+      <w:rPr/>
+    </w:lvl>
+    <w:lvl w:ilvl="3">
+      <w:start w:val="1"/>
+      <w:numFmt w:val="decimal"/>
+      <w:lvlText w:val="%4."/>
+      <w:lvlJc w:val="left"/>
+      <w:pPr>
+        <w:tabs>
+          <w:tab w:val="num" w:pos="1800"/>
+        </w:tabs>
+        <w:ind w:left="1800" w:hanging="360"/>
+      </w:pPr>
+      <w:rPr/>
+    </w:lvl>
+    <w:lvl w:ilvl="4">
+      <w:start w:val="1"/>
+      <w:numFmt w:val="decimal"/>
+      <w:lvlText w:val="%5."/>
+      <w:lvlJc w:val="left"/>
+      <w:pPr>
+        <w:tabs>
+          <w:tab w:val="num" w:pos="2160"/>
+        </w:tabs>
+        <w:ind w:left="2160" w:hanging="360"/>
+      </w:pPr>
+      <w:rPr/>
+    </w:lvl>
+    <w:lvl w:ilvl="5">
+      <w:start w:val="1"/>
+      <w:numFmt w:val="decimal"/>
+      <w:lvlText w:val="%6."/>
+      <w:lvlJc w:val="left"/>
+      <w:pPr>
+        <w:tabs>
+          <w:tab w:val="num" w:pos="2520"/>
+        </w:tabs>
+        <w:ind w:left="2520" w:hanging="360"/>
+      </w:pPr>
+      <w:rPr/>
+    </w:lvl>
+    <w:lvl w:ilvl="6">
+      <w:start w:val="1"/>
+      <w:numFmt w:val="decimal"/>
+      <w:lvlText w:val="%7."/>
+      <w:lvlJc w:val="left"/>
+      <w:pPr>
+        <w:tabs>
+          <w:tab w:val="num" w:pos="2880"/>
+        </w:tabs>
+        <w:ind w:left="2880" w:hanging="360"/>
+      </w:pPr>
+      <w:rPr/>
+    </w:lvl>
+    <w:lvl w:ilvl="7">
+      <w:start w:val="1"/>
+      <w:numFmt w:val="decimal"/>
+      <w:lvlText w:val="%8."/>
+      <w:lvlJc w:val="left"/>
+      <w:pPr>
+        <w:tabs>
+          <w:tab w:val="num" w:pos="3240"/>
+        </w:tabs>
+        <w:ind w:left="3240" w:hanging="360"/>
+      </w:pPr>
+      <w:rPr/>
+    </w:lvl>
+    <w:lvl w:ilvl="8">
+      <w:start w:val="1"/>
+      <w:numFmt w:val="decimal"/>
+      <w:lvlText w:val="%9."/>
+      <w:lvlJc w:val="left"/>
+      <w:pPr>
+        <w:tabs>
+          <w:tab w:val="num" w:pos="3600"/>
+        </w:tabs>
+        <w:ind w:left="3600" w:hanging="360"/>
+      </w:pPr>
+      <w:rPr/>
+    </w:lvl>
+  </w:abstractNum>
+  <w:abstractNum w:abstractNumId="7">
+    <w:lvl w:ilvl="0">
+      <w:start w:val="1"/>
+      <w:numFmt w:val="bullet"/>
+      <w:lvlText w:val=""/>
+      <w:lvlJc w:val="left"/>
+      <w:pPr>
+        <w:tabs>
+          <w:tab w:val="num" w:pos="0"/>
+        </w:tabs>
+        <w:ind w:left="360" w:hanging="220"/>
+      </w:pPr>
+      <w:rPr>
+        <w:rFonts w:ascii="Symbol" w:hAnsi="Symbol" w:cs="Symbol" w:hint="default"/>
+      </w:rPr>
+    </w:lvl>
+    <w:lvl w:ilvl="1">
+      <w:start w:val="1"/>
+      <w:numFmt w:val="decimal"/>
+      <w:lvlText w:val="%2."/>
+      <w:lvlJc w:val="left"/>
+      <w:pPr>
+        <w:tabs>
+          <w:tab w:val="num" w:pos="1080"/>
+        </w:tabs>
+        <w:ind w:left="1080" w:hanging="360"/>
+      </w:pPr>
+      <w:rPr/>
+    </w:lvl>
+    <w:lvl w:ilvl="2">
+      <w:start w:val="1"/>
+      <w:numFmt w:val="decimal"/>
+      <w:lvlText w:val="%3."/>
+      <w:lvlJc w:val="left"/>
+      <w:pPr>
+        <w:tabs>
+          <w:tab w:val="num" w:pos="1440"/>
+        </w:tabs>
+        <w:ind w:left="1440" w:hanging="360"/>
+      </w:pPr>
+      <w:rPr/>
+    </w:lvl>
+    <w:lvl w:ilvl="3">
+      <w:start w:val="1"/>
+      <w:numFmt w:val="decimal"/>
+      <w:lvlText w:val="%4."/>
+      <w:lvlJc w:val="left"/>
+      <w:pPr>
+        <w:tabs>
+          <w:tab w:val="num" w:pos="1800"/>
+        </w:tabs>
+        <w:ind w:left="1800" w:hanging="360"/>
+      </w:pPr>
+      <w:rPr/>
+    </w:lvl>
+    <w:lvl w:ilvl="4">
+      <w:start w:val="1"/>
+      <w:numFmt w:val="decimal"/>
+      <w:lvlText w:val="%5."/>
+      <w:lvlJc w:val="left"/>
+      <w:pPr>
+        <w:tabs>
+          <w:tab w:val="num" w:pos="2160"/>
+        </w:tabs>
+        <w:ind w:left="2160" w:hanging="360"/>
+      </w:pPr>
+      <w:rPr/>
+    </w:lvl>
+    <w:lvl w:ilvl="5">
+      <w:start w:val="1"/>
+      <w:numFmt w:val="decimal"/>
+      <w:lvlText w:val="%6."/>
+      <w:lvlJc w:val="left"/>
+      <w:pPr>
+        <w:tabs>
+          <w:tab w:val="num" w:pos="2520"/>
+        </w:tabs>
+        <w:ind w:left="2520" w:hanging="360"/>
+      </w:pPr>
+      <w:rPr/>
+    </w:lvl>
+    <w:lvl w:ilvl="6">
+      <w:start w:val="1"/>
+      <w:numFmt w:val="decimal"/>
+      <w:lvlText w:val="%7."/>
+      <w:lvlJc w:val="left"/>
+      <w:pPr>
+        <w:tabs>
+          <w:tab w:val="num" w:pos="2880"/>
+        </w:tabs>
+        <w:ind w:left="2880" w:hanging="360"/>
+      </w:pPr>
+      <w:rPr/>
+    </w:lvl>
+    <w:lvl w:ilvl="7">
+      <w:start w:val="1"/>
+      <w:numFmt w:val="decimal"/>
+      <w:lvlText w:val="%8."/>
+      <w:lvlJc w:val="left"/>
+      <w:pPr>
+        <w:tabs>
+          <w:tab w:val="num" w:pos="3240"/>
+        </w:tabs>
+        <w:ind w:left="3240" w:hanging="360"/>
+      </w:pPr>
+      <w:rPr/>
+    </w:lvl>
+    <w:lvl w:ilvl="8">
+      <w:start w:val="1"/>
+      <w:numFmt w:val="decimal"/>
+      <w:lvlText w:val="%9."/>
+      <w:lvlJc w:val="left"/>
+      <w:pPr>
+        <w:tabs>
+          <w:tab w:val="num" w:pos="3600"/>
+        </w:tabs>
+        <w:ind w:left="3600" w:hanging="360"/>
+      </w:pPr>
+      <w:rPr/>
+    </w:lvl>
+  </w:abstractNum>
+  <w:abstractNum w:abstractNumId="8">
+    <w:lvl w:ilvl="0">
+      <w:start w:val="1"/>
+      <w:numFmt w:val="bullet"/>
+      <w:lvlText w:val=""/>
+      <w:lvlJc w:val="left"/>
+      <w:pPr>
+        <w:tabs>
+          <w:tab w:val="num" w:pos="0"/>
+        </w:tabs>
+        <w:ind w:left="360" w:hanging="220"/>
+      </w:pPr>
+      <w:rPr>
+        <w:rFonts w:ascii="Symbol" w:hAnsi="Symbol" w:cs="Symbol" w:hint="default"/>
+      </w:rPr>
+    </w:lvl>
+    <w:lvl w:ilvl="1">
+      <w:start w:val="1"/>
+      <w:numFmt w:val="decimal"/>
+      <w:lvlText w:val="%2."/>
+      <w:lvlJc w:val="left"/>
+      <w:pPr>
+        <w:tabs>
+          <w:tab w:val="num" w:pos="1080"/>
+        </w:tabs>
+        <w:ind w:left="1080" w:hanging="360"/>
+      </w:pPr>
+      <w:rPr/>
+    </w:lvl>
+    <w:lvl w:ilvl="2">
+      <w:start w:val="1"/>
+      <w:numFmt w:val="decimal"/>
+      <w:lvlText w:val="%3."/>
+      <w:lvlJc w:val="left"/>
+      <w:pPr>
+        <w:tabs>
+          <w:tab w:val="num" w:pos="1440"/>
+        </w:tabs>
+        <w:ind w:left="1440" w:hanging="360"/>
+      </w:pPr>
+      <w:rPr/>
+    </w:lvl>
+    <w:lvl w:ilvl="3">
+      <w:start w:val="1"/>
+      <w:numFmt w:val="decimal"/>
+      <w:lvlText w:val="%4."/>
+      <w:lvlJc w:val="left"/>
+      <w:pPr>
+        <w:tabs>
+          <w:tab w:val="num" w:pos="1800"/>
+        </w:tabs>
+        <w:ind w:left="1800" w:hanging="360"/>
+      </w:pPr>
+      <w:rPr/>
+    </w:lvl>
+    <w:lvl w:ilvl="4">
+      <w:start w:val="1"/>
+      <w:numFmt w:val="decimal"/>
+      <w:lvlText w:val="%5."/>
+      <w:lvlJc w:val="left"/>
+      <w:pPr>
+        <w:tabs>
+          <w:tab w:val="num" w:pos="2160"/>
+        </w:tabs>
+        <w:ind w:left="2160" w:hanging="360"/>
+      </w:pPr>
+      <w:rPr/>
+    </w:lvl>
+    <w:lvl w:ilvl="5">
+      <w:start w:val="1"/>
+      <w:numFmt w:val="decimal"/>
+      <w:lvlText w:val="%6."/>
+      <w:lvlJc w:val="left"/>
+      <w:pPr>
+        <w:tabs>
+          <w:tab w:val="num" w:pos="2520"/>
+        </w:tabs>
+        <w:ind w:left="2520" w:hanging="360"/>
+      </w:pPr>
+      <w:rPr/>
+    </w:lvl>
+    <w:lvl w:ilvl="6">
+      <w:start w:val="1"/>
+      <w:numFmt w:val="decimal"/>
+      <w:lvlText w:val="%7."/>
+      <w:lvlJc w:val="left"/>
+      <w:pPr>
+        <w:tabs>
+          <w:tab w:val="num" w:pos="2880"/>
+        </w:tabs>
+        <w:ind w:left="2880" w:hanging="360"/>
+      </w:pPr>
+      <w:rPr/>
+    </w:lvl>
+    <w:lvl w:ilvl="7">
+      <w:start w:val="1"/>
+      <w:numFmt w:val="decimal"/>
+      <w:lvlText w:val="%8."/>
+      <w:lvlJc w:val="left"/>
+      <w:pPr>
+        <w:tabs>
+          <w:tab w:val="num" w:pos="3240"/>
+        </w:tabs>
+        <w:ind w:left="3240" w:hanging="360"/>
+      </w:pPr>
+      <w:rPr/>
+    </w:lvl>
+    <w:lvl w:ilvl="8">
+      <w:start w:val="1"/>
+      <w:numFmt w:val="decimal"/>
+      <w:lvlText w:val="%9."/>
+      <w:lvlJc w:val="left"/>
+      <w:pPr>
+        <w:tabs>
+          <w:tab w:val="num" w:pos="3600"/>
+        </w:tabs>
+        <w:ind w:left="3600" w:hanging="360"/>
+      </w:pPr>
+      <w:rPr/>
+    </w:lvl>
+  </w:abstractNum>
+  <w:abstractNum w:abstractNumId="9">
+    <w:lvl w:ilvl="0">
+      <w:start w:val="1"/>
+      <w:numFmt w:val="bullet"/>
+      <w:lvlText w:val=""/>
+      <w:lvlJc w:val="left"/>
+      <w:pPr>
+        <w:tabs>
+          <w:tab w:val="num" w:pos="0"/>
+        </w:tabs>
+        <w:ind w:left="360" w:hanging="220"/>
+      </w:pPr>
+      <w:rPr>
+        <w:rFonts w:ascii="Symbol" w:hAnsi="Symbol" w:cs="Symbol" w:hint="default"/>
+      </w:rPr>
+    </w:lvl>
+    <w:lvl w:ilvl="1">
+      <w:start w:val="1"/>
+      <w:numFmt w:val="decimal"/>
+      <w:lvlText w:val="%2."/>
+      <w:lvlJc w:val="left"/>
+      <w:pPr>
+        <w:tabs>
+          <w:tab w:val="num" w:pos="1080"/>
+        </w:tabs>
+        <w:ind w:left="1080" w:hanging="360"/>
+      </w:pPr>
+      <w:rPr/>
+    </w:lvl>
+    <w:lvl w:ilvl="2">
+      <w:start w:val="1"/>
+      <w:numFmt w:val="decimal"/>
+      <w:lvlText w:val="%3."/>
+      <w:lvlJc w:val="left"/>
+      <w:pPr>
+        <w:tabs>
+          <w:tab w:val="num" w:pos="1440"/>
+        </w:tabs>
+        <w:ind w:left="1440" w:hanging="360"/>
+      </w:pPr>
+      <w:rPr/>
+    </w:lvl>
+    <w:lvl w:ilvl="3">
+      <w:start w:val="1"/>
+      <w:numFmt w:val="decimal"/>
+      <w:lvlText w:val="%4."/>
+      <w:lvlJc w:val="left"/>
+      <w:pPr>
+        <w:tabs>
+          <w:tab w:val="num" w:pos="1800"/>
+        </w:tabs>
+        <w:ind w:left="1800" w:hanging="360"/>
+      </w:pPr>
+      <w:rPr/>
+    </w:lvl>
+    <w:lvl w:ilvl="4">
+      <w:start w:val="1"/>
+      <w:numFmt w:val="decimal"/>
+      <w:lvlText w:val="%5."/>
+      <w:lvlJc w:val="left"/>
+      <w:pPr>
+        <w:tabs>
+          <w:tab w:val="num" w:pos="2160"/>
+        </w:tabs>
+        <w:ind w:left="2160" w:hanging="360"/>
+      </w:pPr>
+      <w:rPr/>
+    </w:lvl>
+    <w:lvl w:ilvl="5">
+      <w:start w:val="1"/>
+      <w:numFmt w:val="decimal"/>
+      <w:lvlText w:val="%6."/>
+      <w:lvlJc w:val="left"/>
+      <w:pPr>
+        <w:tabs>
+          <w:tab w:val="num" w:pos="2520"/>
+        </w:tabs>
+        <w:ind w:left="2520" w:hanging="360"/>
+      </w:pPr>
+      <w:rPr/>
+    </w:lvl>
+    <w:lvl w:ilvl="6">
+      <w:start w:val="1"/>
+      <w:numFmt w:val="decimal"/>
+      <w:lvlText w:val="%7."/>
+      <w:lvlJc w:val="left"/>
+      <w:pPr>
+        <w:tabs>
+          <w:tab w:val="num" w:pos="2880"/>
+        </w:tabs>
+        <w:ind w:left="2880" w:hanging="360"/>
+      </w:pPr>
+      <w:rPr/>
+    </w:lvl>
+    <w:lvl w:ilvl="7">
+      <w:start w:val="1"/>
+      <w:numFmt w:val="decimal"/>
+      <w:lvlText w:val="%8."/>
+      <w:lvlJc w:val="left"/>
+      <w:pPr>
+        <w:tabs>
+          <w:tab w:val="num" w:pos="3240"/>
+        </w:tabs>
+        <w:ind w:left="3240" w:hanging="360"/>
+      </w:pPr>
+      <w:rPr/>
+    </w:lvl>
+    <w:lvl w:ilvl="8">
+      <w:start w:val="1"/>
+      <w:numFmt w:val="decimal"/>
+      <w:lvlText w:val="%9."/>
+      <w:lvlJc w:val="left"/>
+      <w:pPr>
+        <w:tabs>
+          <w:tab w:val="num" w:pos="3600"/>
+        </w:tabs>
+        <w:ind w:left="3600" w:hanging="360"/>
+      </w:pPr>
+      <w:rPr/>
+    </w:lvl>
+  </w:abstractNum>
+  <w:abstractNum w:abstractNumId="10">
+    <w:lvl w:ilvl="0">
+      <w:start w:val="1"/>
+      <w:numFmt w:val="bullet"/>
+      <w:lvlText w:val=""/>
+      <w:lvlJc w:val="left"/>
+      <w:pPr>
+        <w:tabs>
+          <w:tab w:val="num" w:pos="0"/>
+        </w:tabs>
+        <w:ind w:left="360" w:hanging="220"/>
+      </w:pPr>
+      <w:rPr>
+        <w:rFonts w:ascii="Symbol" w:hAnsi="Symbol" w:cs="Symbol" w:hint="default"/>
+      </w:rPr>
+    </w:lvl>
+    <w:lvl w:ilvl="1">
+      <w:start w:val="1"/>
+      <w:numFmt w:val="decimal"/>
+      <w:lvlText w:val="%2."/>
+      <w:lvlJc w:val="left"/>
+      <w:pPr>
+        <w:tabs>
+          <w:tab w:val="num" w:pos="1080"/>
+        </w:tabs>
+        <w:ind w:left="1080" w:hanging="360"/>
+      </w:pPr>
+      <w:rPr/>
+    </w:lvl>
+    <w:lvl w:ilvl="2">
+      <w:start w:val="1"/>
+      <w:numFmt w:val="decimal"/>
+      <w:lvlText w:val="%3."/>
+      <w:lvlJc w:val="left"/>
+      <w:pPr>
+        <w:tabs>
+          <w:tab w:val="num" w:pos="1440"/>
+        </w:tabs>
+        <w:ind w:left="1440" w:hanging="360"/>
+      </w:pPr>
+      <w:rPr/>
+    </w:lvl>
+    <w:lvl w:ilvl="3">
+      <w:start w:val="1"/>
+      <w:numFmt w:val="decimal"/>
+      <w:lvlText w:val="%4."/>
+      <w:lvlJc w:val="left"/>
+      <w:pPr>
+        <w:tabs>
+          <w:tab w:val="num" w:pos="1800"/>
+        </w:tabs>
+        <w:ind w:left="1800" w:hanging="360"/>
+      </w:pPr>
+      <w:rPr/>
+    </w:lvl>
+    <w:lvl w:ilvl="4">
+      <w:start w:val="1"/>
+      <w:numFmt w:val="decimal"/>
+      <w:lvlText w:val="%5."/>
+      <w:lvlJc w:val="left"/>
+      <w:pPr>
+        <w:tabs>
+          <w:tab w:val="num" w:pos="2160"/>
+        </w:tabs>
+        <w:ind w:left="2160" w:hanging="360"/>
+      </w:pPr>
+      <w:rPr/>
+    </w:lvl>
+    <w:lvl w:ilvl="5">
+      <w:start w:val="1"/>
+      <w:numFmt w:val="decimal"/>
+      <w:lvlText w:val="%6."/>
+      <w:lvlJc w:val="left"/>
+      <w:pPr>
+        <w:tabs>
+          <w:tab w:val="num" w:pos="2520"/>
+        </w:tabs>
+        <w:ind w:left="2520" w:hanging="360"/>
+      </w:pPr>
+      <w:rPr/>
+    </w:lvl>
+    <w:lvl w:ilvl="6">
+      <w:start w:val="1"/>
+      <w:numFmt w:val="decimal"/>
+      <w:lvlText w:val="%7."/>
+      <w:lvlJc w:val="left"/>
+      <w:pPr>
+        <w:tabs>
+          <w:tab w:val="num" w:pos="2880"/>
+        </w:tabs>
+        <w:ind w:left="2880" w:hanging="360"/>
+      </w:pPr>
+      <w:rPr/>
+    </w:lvl>
+    <w:lvl w:ilvl="7">
+      <w:start w:val="1"/>
+      <w:numFmt w:val="decimal"/>
+      <w:lvlText w:val="%8."/>
+      <w:lvlJc w:val="left"/>
+      <w:pPr>
+        <w:tabs>
+          <w:tab w:val="num" w:pos="3240"/>
+        </w:tabs>
+        <w:ind w:left="3240" w:hanging="360"/>
+      </w:pPr>
+      <w:rPr/>
+    </w:lvl>
+    <w:lvl w:ilvl="8">
+      <w:start w:val="1"/>
+      <w:numFmt w:val="decimal"/>
+      <w:lvlText w:val="%9."/>
+      <w:lvlJc w:val="left"/>
+      <w:pPr>
+        <w:tabs>
+          <w:tab w:val="num" w:pos="3600"/>
+        </w:tabs>
+        <w:ind w:left="3600" w:hanging="360"/>
+      </w:pPr>
+      <w:rPr/>
+    </w:lvl>
+  </w:abstractNum>
+  <w:abstractNum w:abstractNumId="11">
+    <w:lvl w:ilvl="0">
+      <w:start w:val="1"/>
+      <w:numFmt w:val="bullet"/>
+      <w:lvlText w:val=""/>
+      <w:lvlJc w:val="left"/>
+      <w:pPr>
+        <w:tabs>
+          <w:tab w:val="num" w:pos="0"/>
+        </w:tabs>
+        <w:ind w:left="360" w:hanging="220"/>
+      </w:pPr>
+      <w:rPr>
+        <w:rFonts w:ascii="Symbol" w:hAnsi="Symbol" w:cs="Symbol" w:hint="default"/>
+      </w:rPr>
+    </w:lvl>
+    <w:lvl w:ilvl="1">
+      <w:start w:val="1"/>
+      <w:numFmt w:val="decimal"/>
+      <w:lvlText w:val="%2."/>
+      <w:lvlJc w:val="left"/>
+      <w:pPr>
+        <w:tabs>
+          <w:tab w:val="num" w:pos="1080"/>
+        </w:tabs>
+        <w:ind w:left="1080" w:hanging="360"/>
+      </w:pPr>
+      <w:rPr/>
+    </w:lvl>
+    <w:lvl w:ilvl="2">
+      <w:start w:val="1"/>
+      <w:numFmt w:val="decimal"/>
+      <w:lvlText w:val="%3."/>
+      <w:lvlJc w:val="left"/>
+      <w:pPr>
+        <w:tabs>
+          <w:tab w:val="num" w:pos="1440"/>
+        </w:tabs>
+        <w:ind w:left="1440" w:hanging="360"/>
+      </w:pPr>
+      <w:rPr/>
+    </w:lvl>
+    <w:lvl w:ilvl="3">
+      <w:start w:val="1"/>
+      <w:numFmt w:val="decimal"/>
+      <w:lvlText w:val="%4."/>
+      <w:lvlJc w:val="left"/>
+      <w:pPr>
+        <w:tabs>
+          <w:tab w:val="num" w:pos="1800"/>
+        </w:tabs>
+        <w:ind w:left="1800" w:hanging="360"/>
+      </w:pPr>
+      <w:rPr/>
+    </w:lvl>
+    <w:lvl w:ilvl="4">
+      <w:start w:val="1"/>
+      <w:numFmt w:val="decimal"/>
+      <w:lvlText w:val="%5."/>
+      <w:lvlJc w:val="left"/>
+      <w:pPr>
+        <w:tabs>
+          <w:tab w:val="num" w:pos="2160"/>
+        </w:tabs>
+        <w:ind w:left="2160" w:hanging="360"/>
+      </w:pPr>
+      <w:rPr/>
+    </w:lvl>
+    <w:lvl w:ilvl="5">
+      <w:start w:val="1"/>
+      <w:numFmt w:val="decimal"/>
+      <w:lvlText w:val="%6."/>
+      <w:lvlJc w:val="left"/>
+      <w:pPr>
+        <w:tabs>
+          <w:tab w:val="num" w:pos="2520"/>
+        </w:tabs>
+        <w:ind w:left="2520" w:hanging="360"/>
+      </w:pPr>
+      <w:rPr/>
+    </w:lvl>
+    <w:lvl w:ilvl="6">
+      <w:start w:val="1"/>
+      <w:numFmt w:val="decimal"/>
+      <w:lvlText w:val="%7."/>
+      <w:lvlJc w:val="left"/>
+      <w:pPr>
+        <w:tabs>
+          <w:tab w:val="num" w:pos="2880"/>
+        </w:tabs>
+        <w:ind w:left="2880" w:hanging="360"/>
+      </w:pPr>
+      <w:rPr/>
+    </w:lvl>
+    <w:lvl w:ilvl="7">
+      <w:start w:val="1"/>
+      <w:numFmt w:val="decimal"/>
+      <w:lvlText w:val="%8."/>
+      <w:lvlJc w:val="left"/>
+      <w:pPr>
+        <w:tabs>
+          <w:tab w:val="num" w:pos="3240"/>
+        </w:tabs>
+        <w:ind w:left="3240" w:hanging="360"/>
+      </w:pPr>
+      <w:rPr/>
+    </w:lvl>
+    <w:lvl w:ilvl="8">
+      <w:start w:val="1"/>
+      <w:numFmt w:val="decimal"/>
+      <w:lvlText w:val="%9."/>
+      <w:lvlJc w:val="left"/>
+      <w:pPr>
+        <w:tabs>
+          <w:tab w:val="num" w:pos="3600"/>
+        </w:tabs>
+        <w:ind w:left="3600" w:hanging="360"/>
+      </w:pPr>
+      <w:rPr/>
+    </w:lvl>
+  </w:abstractNum>
+  <w:abstractNum w:abstractNumId="12">
+    <w:lvl w:ilvl="0">
+      <w:start w:val="1"/>
+      <w:numFmt w:val="bullet"/>
+      <w:lvlText w:val=""/>
+      <w:lvlJc w:val="left"/>
+      <w:pPr>
+        <w:tabs>
+          <w:tab w:val="num" w:pos="0"/>
+        </w:tabs>
+        <w:ind w:left="360" w:hanging="220"/>
+      </w:pPr>
+      <w:rPr>
+        <w:rFonts w:ascii="Symbol" w:hAnsi="Symbol" w:cs="Symbol" w:hint="default"/>
+      </w:rPr>
+    </w:lvl>
+    <w:lvl w:ilvl="1">
+      <w:start w:val="1"/>
+      <w:numFmt w:val="decimal"/>
+      <w:lvlText w:val="%2."/>
+      <w:lvlJc w:val="left"/>
+      <w:pPr>
+        <w:tabs>
+          <w:tab w:val="num" w:pos="1080"/>
+        </w:tabs>
+        <w:ind w:left="1080" w:hanging="360"/>
+      </w:pPr>
+      <w:rPr/>
+    </w:lvl>
+    <w:lvl w:ilvl="2">
+      <w:start w:val="1"/>
+      <w:numFmt w:val="decimal"/>
+      <w:lvlText w:val="%3."/>
+      <w:lvlJc w:val="left"/>
+      <w:pPr>
+        <w:tabs>
+          <w:tab w:val="num" w:pos="1440"/>
+        </w:tabs>
+        <w:ind w:left="1440" w:hanging="360"/>
+      </w:pPr>
+      <w:rPr/>
+    </w:lvl>
+    <w:lvl w:ilvl="3">
+      <w:start w:val="1"/>
+      <w:numFmt w:val="decimal"/>
+      <w:lvlText w:val="%4."/>
+      <w:lvlJc w:val="left"/>
+      <w:pPr>
+        <w:tabs>
+          <w:tab w:val="num" w:pos="1800"/>
+        </w:tabs>
+        <w:ind w:left="1800" w:hanging="360"/>
+      </w:pPr>
+      <w:rPr/>
+    </w:lvl>
+    <w:lvl w:ilvl="4">
+      <w:start w:val="1"/>
+      <w:numFmt w:val="decimal"/>
+      <w:lvlText w:val="%5."/>
+      <w:lvlJc w:val="left"/>
+      <w:pPr>
+        <w:tabs>
+          <w:tab w:val="num" w:pos="2160"/>
+        </w:tabs>
+        <w:ind w:left="2160" w:hanging="360"/>
+      </w:pPr>
+      <w:rPr/>
+    </w:lvl>
+    <w:lvl w:ilvl="5">
+      <w:start w:val="1"/>
+      <w:numFmt w:val="decimal"/>
+      <w:lvlText w:val="%6."/>
+      <w:lvlJc w:val="left"/>
+      <w:pPr>
+        <w:tabs>
+          <w:tab w:val="num" w:pos="2520"/>
+        </w:tabs>
+        <w:ind w:left="2520" w:hanging="360"/>
+      </w:pPr>
+      <w:rPr/>
+    </w:lvl>
+    <w:lvl w:ilvl="6">
+      <w:start w:val="1"/>
+      <w:numFmt w:val="decimal"/>
+      <w:lvlText w:val="%7."/>
+      <w:lvlJc w:val="left"/>
+      <w:pPr>
+        <w:tabs>
+          <w:tab w:val="num" w:pos="2880"/>
+        </w:tabs>
+        <w:ind w:left="2880" w:hanging="360"/>
+      </w:pPr>
+      <w:rPr/>
+    </w:lvl>
+    <w:lvl w:ilvl="7">
+      <w:start w:val="1"/>
+      <w:numFmt w:val="decimal"/>
+      <w:lvlText w:val="%8."/>
+      <w:lvlJc w:val="left"/>
+      <w:pPr>
+        <w:tabs>
+          <w:tab w:val="num" w:pos="3240"/>
+        </w:tabs>
+        <w:ind w:left="3240" w:hanging="360"/>
+      </w:pPr>
+      <w:rPr/>
+    </w:lvl>
+    <w:lvl w:ilvl="8">
+      <w:start w:val="1"/>
+      <w:numFmt w:val="decimal"/>
+      <w:lvlText w:val="%9."/>
+      <w:lvlJc w:val="left"/>
+      <w:pPr>
+        <w:tabs>
+          <w:tab w:val="num" w:pos="3600"/>
+        </w:tabs>
+        <w:ind w:left="3600" w:hanging="360"/>
+      </w:pPr>
+      <w:rPr/>
+    </w:lvl>
+  </w:abstractNum>
+  <w:abstractNum w:abstractNumId="13">
+    <w:lvl w:ilvl="0">
+      <w:start w:val="1"/>
+      <w:numFmt w:val="bullet"/>
+      <w:lvlText w:val=""/>
+      <w:lvlJc w:val="left"/>
+      <w:pPr>
+        <w:tabs>
+          <w:tab w:val="num" w:pos="0"/>
+        </w:tabs>
+        <w:ind w:left="360" w:hanging="220"/>
+      </w:pPr>
+      <w:rPr>
+        <w:rFonts w:ascii="Symbol" w:hAnsi="Symbol" w:cs="Symbol" w:hint="default"/>
+      </w:rPr>
+    </w:lvl>
+    <w:lvl w:ilvl="1">
+      <w:start w:val="1"/>
+      <w:numFmt w:val="decimal"/>
+      <w:lvlText w:val="%2."/>
+      <w:lvlJc w:val="left"/>
+      <w:pPr>
+        <w:tabs>
+          <w:tab w:val="num" w:pos="1080"/>
+        </w:tabs>
+        <w:ind w:left="1080" w:hanging="360"/>
+      </w:pPr>
+      <w:rPr/>
+    </w:lvl>
+    <w:lvl w:ilvl="2">
+      <w:start w:val="1"/>
+      <w:numFmt w:val="decimal"/>
+      <w:lvlText w:val="%3."/>
+      <w:lvlJc w:val="left"/>
+      <w:pPr>
+        <w:tabs>
+          <w:tab w:val="num" w:pos="1440"/>
+        </w:tabs>
+        <w:ind w:left="1440" w:hanging="360"/>
+      </w:pPr>
+      <w:rPr/>
+    </w:lvl>
+    <w:lvl w:ilvl="3">
+      <w:start w:val="1"/>
+      <w:numFmt w:val="decimal"/>
+      <w:lvlText w:val="%4."/>
+      <w:lvlJc w:val="left"/>
+      <w:pPr>
+        <w:tabs>
+          <w:tab w:val="num" w:pos="1800"/>
+        </w:tabs>
+        <w:ind w:left="1800" w:hanging="360"/>
+      </w:pPr>
+      <w:rPr/>
+    </w:lvl>
+    <w:lvl w:ilvl="4">
+      <w:start w:val="1"/>
+      <w:numFmt w:val="decimal"/>
+      <w:lvlText w:val="%5."/>
+      <w:lvlJc w:val="left"/>
+      <w:pPr>
+        <w:tabs>
+          <w:tab w:val="num" w:pos="2160"/>
+        </w:tabs>
+        <w:ind w:left="2160" w:hanging="360"/>
+      </w:pPr>
+      <w:rPr/>
+    </w:lvl>
+    <w:lvl w:ilvl="5">
+      <w:start w:val="1"/>
+      <w:numFmt w:val="decimal"/>
+      <w:lvlText w:val="%6."/>
+      <w:lvlJc w:val="left"/>
+      <w:pPr>
+        <w:tabs>
+          <w:tab w:val="num" w:pos="2520"/>
+        </w:tabs>
+        <w:ind w:left="2520" w:hanging="360"/>
+      </w:pPr>
+      <w:rPr/>
+    </w:lvl>
+    <w:lvl w:ilvl="6">
+      <w:start w:val="1"/>
+      <w:numFmt w:val="decimal"/>
+      <w:lvlText w:val="%7."/>
+      <w:lvlJc w:val="left"/>
+      <w:pPr>
+        <w:tabs>
+          <w:tab w:val="num" w:pos="2880"/>
+        </w:tabs>
+        <w:ind w:left="2880" w:hanging="360"/>
+      </w:pPr>
+      <w:rPr/>
+    </w:lvl>
+    <w:lvl w:ilvl="7">
+      <w:start w:val="1"/>
+      <w:numFmt w:val="decimal"/>
+      <w:lvlText w:val="%8."/>
+      <w:lvlJc w:val="left"/>
+      <w:pPr>
+        <w:tabs>
+          <w:tab w:val="num" w:pos="3240"/>
+        </w:tabs>
+        <w:ind w:left="3240" w:hanging="360"/>
+      </w:pPr>
+      <w:rPr/>
+    </w:lvl>
+    <w:lvl w:ilvl="8">
+      <w:start w:val="1"/>
+      <w:numFmt w:val="decimal"/>
+      <w:lvlText w:val="%9."/>
+      <w:lvlJc w:val="left"/>
+      <w:pPr>
+        <w:tabs>
+          <w:tab w:val="num" w:pos="3600"/>
+        </w:tabs>
+        <w:ind w:left="3600" w:hanging="360"/>
+      </w:pPr>
+      <w:rPr/>
+    </w:lvl>
+  </w:abstractNum>
+  <w:abstractNum w:abstractNumId="14">
+    <w:lvl w:ilvl="0">
+      <w:start w:val="1"/>
+      <w:numFmt w:val="bullet"/>
+      <w:lvlText w:val=""/>
+      <w:lvlJc w:val="left"/>
+      <w:pPr>
+        <w:tabs>
+          <w:tab w:val="num" w:pos="0"/>
+        </w:tabs>
+        <w:ind w:left="360" w:hanging="220"/>
+      </w:pPr>
+      <w:rPr>
+        <w:rFonts w:ascii="Symbol" w:hAnsi="Symbol" w:cs="Symbol" w:hint="default"/>
+      </w:rPr>
+    </w:lvl>
+    <w:lvl w:ilvl="1">
+      <w:start w:val="1"/>
+      <w:numFmt w:val="decimal"/>
+      <w:lvlText w:val="%2."/>
+      <w:lvlJc w:val="left"/>
+      <w:pPr>
+        <w:tabs>
+          <w:tab w:val="num" w:pos="1080"/>
+        </w:tabs>
+        <w:ind w:left="1080" w:hanging="360"/>
+      </w:pPr>
+      <w:rPr/>
+    </w:lvl>
+    <w:lvl w:ilvl="2">
+      <w:start w:val="1"/>
+      <w:numFmt w:val="decimal"/>
+      <w:lvlText w:val="%3."/>
+      <w:lvlJc w:val="left"/>
+      <w:pPr>
+        <w:tabs>
+          <w:tab w:val="num" w:pos="1440"/>
+        </w:tabs>
+        <w:ind w:left="1440" w:hanging="360"/>
+      </w:pPr>
+      <w:rPr/>
+    </w:lvl>
+    <w:lvl w:ilvl="3">
+      <w:start w:val="1"/>
+      <w:numFmt w:val="decimal"/>
+      <w:lvlText w:val="%4."/>
+      <w:lvlJc w:val="left"/>
+      <w:pPr>
+        <w:tabs>
+          <w:tab w:val="num" w:pos="1800"/>
+        </w:tabs>
+        <w:ind w:left="1800" w:hanging="360"/>
+      </w:pPr>
+      <w:rPr/>
+    </w:lvl>
+    <w:lvl w:ilvl="4">
+      <w:start w:val="1"/>
+      <w:numFmt w:val="decimal"/>
+      <w:lvlText w:val="%5."/>
+      <w:lvlJc w:val="left"/>
+      <w:pPr>
+        <w:tabs>
+          <w:tab w:val="num" w:pos="2160"/>
+        </w:tabs>
+        <w:ind w:left="2160" w:hanging="360"/>
+      </w:pPr>
+      <w:rPr/>
+    </w:lvl>
+    <w:lvl w:ilvl="5">
+      <w:start w:val="1"/>
+      <w:numFmt w:val="decimal"/>
+      <w:lvlText w:val="%6."/>
+      <w:lvlJc w:val="left"/>
+      <w:pPr>
+        <w:tabs>
+          <w:tab w:val="num" w:pos="2520"/>
+        </w:tabs>
+        <w:ind w:left="2520" w:hanging="360"/>
+      </w:pPr>
+      <w:rPr/>
+    </w:lvl>
+    <w:lvl w:ilvl="6">
+      <w:start w:val="1"/>
+      <w:numFmt w:val="decimal"/>
+      <w:lvlText w:val="%7."/>
+      <w:lvlJc w:val="left"/>
+      <w:pPr>
+        <w:tabs>
+          <w:tab w:val="num" w:pos="2880"/>
+        </w:tabs>
+        <w:ind w:left="2880" w:hanging="360"/>
+      </w:pPr>
+      <w:rPr/>
+    </w:lvl>
+    <w:lvl w:ilvl="7">
+      <w:start w:val="1"/>
+      <w:numFmt w:val="decimal"/>
+      <w:lvlText w:val="%8."/>
+      <w:lvlJc w:val="left"/>
+      <w:pPr>
+        <w:tabs>
+          <w:tab w:val="num" w:pos="3240"/>
+        </w:tabs>
+        <w:ind w:left="3240" w:hanging="360"/>
+      </w:pPr>
+      <w:rPr/>
+    </w:lvl>
+    <w:lvl w:ilvl="8">
+      <w:start w:val="1"/>
+      <w:numFmt w:val="decimal"/>
+      <w:lvlText w:val="%9."/>
+      <w:lvlJc w:val="left"/>
+      <w:pPr>
+        <w:tabs>
+          <w:tab w:val="num" w:pos="3600"/>
+        </w:tabs>
+        <w:ind w:left="3600" w:hanging="360"/>
+      </w:pPr>
+      <w:rPr/>
+    </w:lvl>
+  </w:abstractNum>
+  <w:abstractNum w:abstractNumId="15">
+    <w:lvl w:ilvl="0">
+      <w:start w:val="1"/>
       <w:numFmt w:val="none"/>
       <w:suff w:val="nothing"/>
       <w:lvlText w:val=""/>
@@ -1241,49 +2712,85 @@
     <w:abstractNumId w:val="3"/>
   </w:num>
   <w:num w:numId="4">
-    <w:abstractNumId w:val="2"/>
+    <w:abstractNumId w:val="4"/>
+  </w:num>
+  <w:num w:numId="5">
+    <w:abstractNumId w:val="5"/>
+  </w:num>
+  <w:num w:numId="6">
+    <w:abstractNumId w:val="6"/>
+  </w:num>
+  <w:num w:numId="7">
+    <w:abstractNumId w:val="7"/>
+  </w:num>
+  <w:num w:numId="8">
+    <w:abstractNumId w:val="8"/>
+  </w:num>
+  <w:num w:numId="9">
+    <w:abstractNumId w:val="9"/>
+  </w:num>
+  <w:num w:numId="10">
+    <w:abstractNumId w:val="10"/>
+  </w:num>
+  <w:num w:numId="11">
+    <w:abstractNumId w:val="11"/>
+  </w:num>
+  <w:num w:numId="12">
+    <w:abstractNumId w:val="12"/>
+  </w:num>
+  <w:num w:numId="13">
+    <w:abstractNumId w:val="13"/>
+  </w:num>
+  <w:num w:numId="14">
+    <w:abstractNumId w:val="14"/>
+  </w:num>
+  <w:num w:numId="15">
+    <w:abstractNumId w:val="15"/>
+  </w:num>
+  <w:num w:numId="16">
+    <w:abstractNumId w:val="1"/>
     <w:lvlOverride w:ilvl="0">
       <w:startOverride w:val="1"/>
     </w:lvlOverride>
   </w:num>
-  <w:num w:numId="5">
-    <w:abstractNumId w:val="2"/>
+  <w:num w:numId="17">
+    <w:abstractNumId w:val="1"/>
   </w:num>
-  <w:num w:numId="6">
-    <w:abstractNumId w:val="2"/>
+  <w:num w:numId="18">
+    <w:abstractNumId w:val="1"/>
   </w:num>
-  <w:num w:numId="7">
-    <w:abstractNumId w:val="2"/>
+  <w:num w:numId="19">
+    <w:abstractNumId w:val="1"/>
   </w:num>
-  <w:num w:numId="8">
-    <w:abstractNumId w:val="2"/>
+  <w:num w:numId="20">
+    <w:abstractNumId w:val="1"/>
   </w:num>
-  <w:num w:numId="9">
-    <w:abstractNumId w:val="2"/>
+  <w:num w:numId="21">
+    <w:abstractNumId w:val="1"/>
   </w:num>
-  <w:num w:numId="10">
-    <w:abstractNumId w:val="2"/>
+  <w:num w:numId="22">
+    <w:abstractNumId w:val="1"/>
   </w:num>
-  <w:num w:numId="11">
-    <w:abstractNumId w:val="2"/>
+  <w:num w:numId="23">
+    <w:abstractNumId w:val="1"/>
   </w:num>
-  <w:num w:numId="12">
-    <w:abstractNumId w:val="2"/>
+  <w:num w:numId="24">
+    <w:abstractNumId w:val="1"/>
   </w:num>
-  <w:num w:numId="13">
-    <w:abstractNumId w:val="2"/>
+  <w:num w:numId="25">
+    <w:abstractNumId w:val="1"/>
   </w:num>
-  <w:num w:numId="14">
-    <w:abstractNumId w:val="2"/>
+  <w:num w:numId="26">
+    <w:abstractNumId w:val="1"/>
   </w:num>
-  <w:num w:numId="15">
-    <w:abstractNumId w:val="2"/>
+  <w:num w:numId="27">
+    <w:abstractNumId w:val="1"/>
   </w:num>
-  <w:num w:numId="16">
-    <w:abstractNumId w:val="2"/>
+  <w:num w:numId="28">
+    <w:abstractNumId w:val="1"/>
   </w:num>
-  <w:num w:numId="17">
-    <w:abstractNumId w:val="2"/>
+  <w:num w:numId="29">
+    <w:abstractNumId w:val="1"/>
   </w:num>
 </w:numbering>
 </file>
